--- a/docx/guides/modules/06_matriculas/casos_uso.docx
+++ b/docx/guides/modules/06_matriculas/casos_uso.docx
@@ -2,7 +2,7 @@
 <file path=word/document.xml><?xml version="1.0" encoding="utf-8"?>
 <w:document xmlns:w="http://schemas.openxmlformats.org/wordprocessingml/2006/main" xmlns:m="http://schemas.openxmlformats.org/officeDocument/2006/math" xmlns:r="http://schemas.openxmlformats.org/officeDocument/2006/relationships" xmlns:o="urn:schemas-microsoft-com:office:office" xmlns:v="urn:schemas-microsoft-com:vml" xmlns:w10="urn:schemas-microsoft-com:office:word" xmlns:a="http://schemas.openxmlformats.org/drawingml/2006/main" xmlns:pic="http://schemas.openxmlformats.org/drawingml/2006/picture" xmlns:wp="http://schemas.openxmlformats.org/drawingml/2006/wordprocessingDrawing">
   <w:body>
-    <w:bookmarkStart w:id="27" w:name="casos-de-uso-matrículas-e-inscripciones"/>
+    <w:bookmarkStart w:id="32" w:name="casos-de-uso-matrículas-e-inscripciones"/>
     <w:p>
       <w:pPr>
         <w:pStyle w:val="Heading1"/>
@@ -16,7 +16,23 @@
         <w:pStyle w:val="FirstParagraph"/>
       </w:pPr>
       <w:r>
-        <w:t xml:space="preserve">Este documento describe los flujos principales de interacción del módulo de Matrículas e Inscripciones de AcademiaNeiva.</w:t>
+        <w:t xml:space="preserve">Este documento describe los flujos de interacción y diagramas de secuencia paso a paso del módulo de</w:t>
+      </w:r>
+      <w:r>
+        <w:t xml:space="preserve"> </w:t>
+      </w:r>
+      <w:r>
+        <w:rPr>
+          <w:b/>
+          <w:bCs/>
+        </w:rPr>
+        <w:t xml:space="preserve">Matrículas e Inscripciones</w:t>
+      </w:r>
+      <w:r>
+        <w:t xml:space="preserve"> </w:t>
+      </w:r>
+      <w:r>
+        <w:t xml:space="preserve">de AcademiaNeiva.</w:t>
       </w:r>
     </w:p>
     <w:p>
@@ -26,13 +42,13 @@
         </w:pict>
       </w:r>
     </w:p>
-    <w:bookmarkStart w:id="17" w:name="X4b6b062dbbf5448cfa607793531ba2efb27707d"/>
+    <w:bookmarkStart w:id="16" w:name="X063684af70ba1b812deec51da6b1f2ea90e6bf5"/>
     <w:p>
       <w:pPr>
         <w:pStyle w:val="Heading2"/>
       </w:pPr>
       <w:r>
-        <w:t xml:space="preserve">Caso de Uso 1: Proceso de Matrícula Regular (Flujo Ordinario)</w:t>
+        <w:t xml:space="preserve">Caso de Uso 1: Proceso de Matrícula Regular (Flujo Ordinario con OTP)</w:t>
       </w:r>
     </w:p>
     <w:bookmarkStart w:id="9" w:name="actores"/>
@@ -57,7 +73,7 @@
           <w:b/>
           <w:bCs/>
         </w:rPr>
-        <w:t xml:space="preserve">Padre de Familia / Aspirante</w:t>
+        <w:t xml:space="preserve">Padre de Familia / Acudiente</w:t>
       </w:r>
       <w:r>
         <w:t xml:space="preserve"> </w:t>
@@ -107,7 +123,19 @@
         </w:numPr>
       </w:pPr>
       <w:r>
-        <w:t xml:space="preserve">El colegio se encuentra en el rango de fechas de inscripciones habilitado.</w:t>
+        <w:t xml:space="preserve">El colegio cuenta con un Año Lectivo activo en estado</w:t>
+      </w:r>
+      <w:r>
+        <w:t xml:space="preserve"> </w:t>
+      </w:r>
+      <w:r>
+        <w:rPr>
+          <w:rStyle w:val="VerbatimChar"/>
+        </w:rPr>
+        <w:t xml:space="preserve">ABIERTO</w:t>
+      </w:r>
+      <w:r>
+        <w:t xml:space="preserve">.</w:t>
       </w:r>
     </w:p>
     <w:p>
@@ -119,17 +147,71 @@
         </w:numPr>
       </w:pPr>
       <w:r>
-        <w:t xml:space="preserve">El grupo de destino cuenta con cupos disponibles.</w:t>
+        <w:t xml:space="preserve">La fecha actual se encuentra dentro del rango</w:t>
+      </w:r>
+      <w:r>
+        <w:t xml:space="preserve"> </w:t>
+      </w:r>
+      <w:r>
+        <w:rPr>
+          <w:rStyle w:val="VerbatimChar"/>
+        </w:rPr>
+        <w:t xml:space="preserve">[fecha_inicio, fecha_cierre]</w:t>
+      </w:r>
+      <w:r>
+        <w:t xml:space="preserve"> </w:t>
+      </w:r>
+      <w:r>
+        <w:t xml:space="preserve">configurado en</w:t>
+      </w:r>
+      <w:r>
+        <w:t xml:space="preserve"> </w:t>
+      </w:r>
+      <w:r>
+        <w:rPr>
+          <w:rStyle w:val="VerbatimChar"/>
+        </w:rPr>
+        <w:t xml:space="preserve">configuracion_inscripcion</w:t>
+      </w:r>
+      <w:r>
+        <w:t xml:space="preserve"> </w:t>
+      </w:r>
+      <w:r>
+        <w:t xml:space="preserve">con</w:t>
+      </w:r>
+      <w:r>
+        <w:t xml:space="preserve"> </w:t>
+      </w:r>
+      <w:r>
+        <w:rPr>
+          <w:rStyle w:val="VerbatimChar"/>
+        </w:rPr>
+        <w:t xml:space="preserve">habilitada = true</w:t>
+      </w:r>
+      <w:r>
+        <w:t xml:space="preserve">.</w:t>
+      </w:r>
+    </w:p>
+    <w:p>
+      <w:pPr>
+        <w:pStyle w:val="Compact"/>
+        <w:numPr>
+          <w:ilvl w:val="0"/>
+          <w:numId w:val="1002"/>
+        </w:numPr>
+      </w:pPr>
+      <w:r>
+        <w:t xml:space="preserve">Existen grupos y cupos configurados.</w:t>
       </w:r>
     </w:p>
     <w:bookmarkEnd w:id="10"/>
-    <w:bookmarkStart w:id="14" w:name="flujo-principal-paso-a-paso"/>
+    <w:bookmarkStart w:id="14" w:name="diagrama-de-secuencia"/>
     <w:p>
       <w:pPr>
         <w:pStyle w:val="Heading3"/>
       </w:pPr>
       <w:r>
-        <w:t xml:space="preserve">Flujo Principal (Paso a Paso)</w:t>
+        <w:t xml:space="preserve">Diagrama de Secuencia</w:t>
       </w:r>
     </w:p>
     <w:p>
@@ -139,14 +221,14 @@
       <w:r>
         <w:drawing>
           <wp:inline>
-            <wp:extent cx="5334000" cy="6091898"/>
+            <wp:extent cx="5334000" cy="3877884"/>
             <wp:effectExtent b="0" l="0" r="0" t="0"/>
             <wp:docPr descr="Diagrama" title="" id="12" name="Picture"/>
             <a:graphic>
               <a:graphicData uri="http://schemas.openxmlformats.org/drawingml/2006/picture">
                 <pic:pic>
                   <pic:nvPicPr>
-                    <pic:cNvPr descr="C:/Users/alejo/Downloads/segundoProyecto/scripts/.mermaid_cache/3d98337aba52437deb6f7ad8c97f259fb4fb1c15040b399e37b7e72d18606c74.png" id="13" name="Picture"/>
+                    <pic:cNvPr descr="C:/Users/alejo/Downloads/segundoProyecto/scripts/.mermaid_cache/207f48be8b5aa15914ecbcb887449d96ac33af9834e247c9f3f10d53a2ed5832.png" id="13" name="Picture"/>
                     <pic:cNvPicPr>
                       <a:picLocks noChangeArrowheads="1" noChangeAspect="1"/>
                     </pic:cNvPicPr>
@@ -160,7 +242,7 @@
                   <pic:spPr bwMode="auto">
                     <a:xfrm>
                       <a:off x="0" y="0"/>
-                      <a:ext cx="5334000" cy="6091898"/>
+                      <a:ext cx="5334000" cy="3877884"/>
                     </a:xfrm>
                     <a:prstGeom prst="rect">
                       <a:avLst/>
@@ -187,6 +269,16 @@
         <w:t xml:space="preserve">Diagrama</w:t>
       </w:r>
     </w:p>
+    <w:bookmarkEnd w:id="14"/>
+    <w:bookmarkStart w:id="15" w:name="paso-a-paso-detallado"/>
+    <w:p>
+      <w:pPr>
+        <w:pStyle w:val="Heading3"/>
+      </w:pPr>
+      <w:r>
+        <w:t xml:space="preserve">Paso a Paso Detallado</w:t>
+      </w:r>
+    </w:p>
     <w:p>
       <w:pPr>
         <w:pStyle w:val="Compact"/>
@@ -200,22 +292,25 @@
           <w:b/>
           <w:bCs/>
         </w:rPr>
-        <w:t xml:space="preserve">Inscripción Pública:</w:t>
-      </w:r>
-      <w:r>
-        <w:t xml:space="preserve"> </w:t>
-      </w:r>
-      <w:r>
-        <w:t xml:space="preserve">El padre de familia accede al formulario de inscripción pública del colegio, ingresa los datos personales del aspirante y los suyos, adjunta los archivos PDF/imágenes obligatorios, y hace clic en</w:t>
-      </w:r>
-      <w:r>
-        <w:t xml:space="preserve"> </w:t>
-      </w:r>
-      <w:r>
-        <w:t xml:space="preserve">“Enviar”</w:t>
-      </w:r>
-      <w:r>
-        <w:t xml:space="preserve">.</w:t>
+        <w:t xml:space="preserve">Verificación Previa OTP:</w:t>
+      </w:r>
+      <w:r>
+        <w:t xml:space="preserve"> </w:t>
+      </w:r>
+      <w:r>
+        <w:t xml:space="preserve">El acudiente ingresa a</w:t>
+      </w:r>
+      <w:r>
+        <w:t xml:space="preserve"> </w:t>
+      </w:r>
+      <w:r>
+        <w:rPr>
+          <w:rStyle w:val="VerbatimChar"/>
+        </w:rPr>
+        <w:t xml:space="preserve">EnrollmentView.vue</w:t>
+      </w:r>
+      <w:r>
+        <w:t xml:space="preserve">, digita su correo y solicita el código OTP de 6 dígitos. Una vez validado el código, se desbloquean los campos de selección escolar.</w:t>
       </w:r>
     </w:p>
     <w:p>
@@ -231,43 +326,58 @@
           <w:b/>
           <w:bCs/>
         </w:rPr>
-        <w:t xml:space="preserve">Inicialización de Solicitud:</w:t>
-      </w:r>
-      <w:r>
-        <w:t xml:space="preserve"> </w:t>
-      </w:r>
-      <w:r>
-        <w:t xml:space="preserve">El sistema verifica que las inscripciones estén abiertas, valida que los archivos no superen el límite de 5MB, almacena los archivos en el servidor local, inserta el registro en la tabla</w:t>
-      </w:r>
-      <w:r>
-        <w:t xml:space="preserve"> </w:t>
-      </w:r>
-      <w:r>
-        <w:rPr>
-          <w:rStyle w:val="VerbatimChar"/>
-        </w:rPr>
-        <w:t xml:space="preserve">matricula</w:t>
-      </w:r>
-      <w:r>
-        <w:t xml:space="preserve"> </w:t>
-      </w:r>
-      <w:r>
-        <w:t xml:space="preserve">en estado</w:t>
-      </w:r>
-      <w:r>
-        <w:t xml:space="preserve"> </w:t>
-      </w:r>
-      <w:r>
-        <w:rPr>
-          <w:rStyle w:val="VerbatimChar"/>
-        </w:rPr>
-        <w:t xml:space="preserve">'PENDIENTE'</w:t>
-      </w:r>
-      <w:r>
-        <w:t xml:space="preserve"> </w:t>
-      </w:r>
-      <w:r>
-        <w:t xml:space="preserve">con un token UUID de seguimiento, y muestra en pantalla el código UUID.</w:t>
+        <w:t xml:space="preserve">Envío de Solicitud:</w:t>
+      </w:r>
+      <w:r>
+        <w:t xml:space="preserve"> </w:t>
+      </w:r>
+      <w:r>
+        <w:t xml:space="preserve">El acudiente selecciona el colegio, nivel, tipo de grado y grupo de preferencia, adjunta los archivos solicitados (máx 5MB) y envía la solicitud. El backend valida la verificación previa del correo (</w:t>
+      </w:r>
+      <w:r>
+        <w:rPr>
+          <w:rStyle w:val="VerbatimChar"/>
+        </w:rPr>
+        <w:t xml:space="preserve">isVerified</w:t>
+      </w:r>
+      <w:r>
+        <w:t xml:space="preserve">), almacena los archivos binarios en</w:t>
+      </w:r>
+      <w:r>
+        <w:t xml:space="preserve"> </w:t>
+      </w:r>
+      <w:r>
+        <w:rPr>
+          <w:rStyle w:val="VerbatimChar"/>
+        </w:rPr>
+        <w:t xml:space="preserve">documento_matriculas</w:t>
+      </w:r>
+      <w:r>
+        <w:t xml:space="preserve"> </w:t>
+      </w:r>
+      <w:r>
+        <w:t xml:space="preserve">(</w:t>
+      </w:r>
+      <w:r>
+        <w:rPr>
+          <w:rStyle w:val="VerbatimChar"/>
+        </w:rPr>
+        <w:t xml:space="preserve">BYTEA</w:t>
+      </w:r>
+      <w:r>
+        <w:t xml:space="preserve">) e inserta la matrícula en estado</w:t>
+      </w:r>
+      <w:r>
+        <w:t xml:space="preserve"> </w:t>
+      </w:r>
+      <w:r>
+        <w:rPr>
+          <w:rStyle w:val="VerbatimChar"/>
+        </w:rPr>
+        <w:t xml:space="preserve">PENDIENTE</w:t>
+      </w:r>
+      <w:r>
+        <w:t xml:space="preserve">.</w:t>
       </w:r>
     </w:p>
     <w:p>
@@ -283,28 +393,49 @@
           <w:b/>
           <w:bCs/>
         </w:rPr>
-        <w:t xml:space="preserve">Revisión del Directivo:</w:t>
-      </w:r>
-      <w:r>
-        <w:t xml:space="preserve"> </w:t>
-      </w:r>
-      <w:r>
-        <w:t xml:space="preserve">El directivo escolar ingresa a su panel de gestión de matrículas, filtra las solicitudes por estado</w:t>
-      </w:r>
-      <w:r>
-        <w:t xml:space="preserve"> </w:t>
-      </w:r>
-      <w:r>
-        <w:rPr>
-          <w:rStyle w:val="VerbatimChar"/>
-        </w:rPr>
-        <w:t xml:space="preserve">'PENDIENTE'</w:t>
-      </w:r>
-      <w:r>
-        <w:t xml:space="preserve"> </w:t>
-      </w:r>
-      <w:r>
-        <w:t xml:space="preserve">y selecciona la ficha del aspirante.</w:t>
+        <w:t xml:space="preserve">Revisión Directiva:</w:t>
+      </w:r>
+      <w:r>
+        <w:t xml:space="preserve"> </w:t>
+      </w:r>
+      <w:r>
+        <w:t xml:space="preserve">El directivo ingresa a</w:t>
+      </w:r>
+      <w:r>
+        <w:t xml:space="preserve"> </w:t>
+      </w:r>
+      <w:r>
+        <w:rPr>
+          <w:rStyle w:val="VerbatimChar"/>
+        </w:rPr>
+        <w:t xml:space="preserve">EnrollmentManagement.vue</w:t>
+      </w:r>
+      <w:r>
+        <w:t xml:space="preserve"> </w:t>
+      </w:r>
+      <w:r>
+        <w:t xml:space="preserve">y abre el expediente en</w:t>
+      </w:r>
+      <w:r>
+        <w:t xml:space="preserve"> </w:t>
+      </w:r>
+      <w:r>
+        <w:rPr>
+          <w:rStyle w:val="VerbatimChar"/>
+        </w:rPr>
+        <w:t xml:space="preserve">EnrollmentDetails.vue</w:t>
+      </w:r>
+      <w:r>
+        <w:t xml:space="preserve">. El visor carga los archivos protegidos mediante tokens efímeros firmados (</w:t>
+      </w:r>
+      <w:r>
+        <w:rPr>
+          <w:rStyle w:val="VerbatimChar"/>
+        </w:rPr>
+        <w:t xml:space="preserve">verifyDocumentToken</w:t>
+      </w:r>
+      <w:r>
+        <w:t xml:space="preserve">). El directivo valida o rechaza individualmente cada documento.</w:t>
       </w:r>
     </w:p>
     <w:p>
@@ -320,31 +451,67 @@
           <w:b/>
           <w:bCs/>
         </w:rPr>
-        <w:t xml:space="preserve">Validación de Documentación:</w:t>
-      </w:r>
-      <w:r>
-        <w:t xml:space="preserve"> </w:t>
-      </w:r>
-      <w:r>
-        <w:t xml:space="preserve">El directivo abre en línea cada documento (ej. Registro Civil). Tras comprobar que es legible y válido, presiona</w:t>
-      </w:r>
-      <w:r>
-        <w:t xml:space="preserve"> </w:t>
-      </w:r>
-      <w:r>
-        <w:t xml:space="preserve">“Validar”</w:t>
-      </w:r>
-      <w:r>
-        <w:t xml:space="preserve">. El sistema cambia el estado del archivo a</w:t>
-      </w:r>
-      <w:r>
-        <w:t xml:space="preserve"> </w:t>
-      </w:r>
-      <w:r>
-        <w:rPr>
-          <w:rStyle w:val="VerbatimChar"/>
-        </w:rPr>
-        <w:t xml:space="preserve">'VALIDADO'</w:t>
+        <w:t xml:space="preserve">Subsanación por el Acudiente:</w:t>
+      </w:r>
+      <w:r>
+        <w:t xml:space="preserve"> </w:t>
+      </w:r>
+      <w:r>
+        <w:t xml:space="preserve">Si hay documentos rechazados, el directivo presiona</w:t>
+      </w:r>
+      <w:r>
+        <w:t xml:space="preserve"> </w:t>
+      </w:r>
+      <w:r>
+        <w:t xml:space="preserve">“Notificar Inconsistencias”</w:t>
+      </w:r>
+      <w:r>
+        <w:t xml:space="preserve">, pasando la matrícula a</w:t>
+      </w:r>
+      <w:r>
+        <w:t xml:space="preserve"> </w:t>
+      </w:r>
+      <w:r>
+        <w:rPr>
+          <w:rStyle w:val="VerbatimChar"/>
+        </w:rPr>
+        <w:t xml:space="preserve">CORRECCION</w:t>
+      </w:r>
+      <w:r>
+        <w:t xml:space="preserve">. El acudiente ingresa por su token a</w:t>
+      </w:r>
+      <w:r>
+        <w:t xml:space="preserve"> </w:t>
+      </w:r>
+      <w:r>
+        <w:rPr>
+          <w:rStyle w:val="VerbatimChar"/>
+        </w:rPr>
+        <w:t xml:space="preserve">EnrollmentCorrection.vue</w:t>
+      </w:r>
+      <w:r>
+        <w:t xml:space="preserve">, sube los archivos corregidos y el sistema los inserta con</w:t>
+      </w:r>
+      <w:r>
+        <w:t xml:space="preserve"> </w:t>
+      </w:r>
+      <w:r>
+        <w:rPr>
+          <w:rStyle w:val="VerbatimChar"/>
+        </w:rPr>
+        <w:t xml:space="preserve">version = max_version + 1</w:t>
+      </w:r>
+      <w:r>
+        <w:t xml:space="preserve">, pasando la matrícula al estado</w:t>
+      </w:r>
+      <w:r>
+        <w:t xml:space="preserve"> </w:t>
+      </w:r>
+      <w:r>
+        <w:rPr>
+          <w:rStyle w:val="VerbatimChar"/>
+        </w:rPr>
+        <w:t xml:space="preserve">CORREGIDA</w:t>
       </w:r>
       <w:r>
         <w:t xml:space="preserve">.</w:t>
@@ -363,40 +530,19 @@
           <w:b/>
           <w:bCs/>
         </w:rPr>
-        <w:t xml:space="preserve">Asignación de Salón:</w:t>
-      </w:r>
-      <w:r>
-        <w:t xml:space="preserve"> </w:t>
-      </w:r>
-      <w:r>
-        <w:t xml:space="preserve">Al estar todos los documentos validados, el directivo selecciona el Grado y el Grupo de clase (ej. Primero A) en la consola lateral y presiona</w:t>
-      </w:r>
-      <w:r>
-        <w:t xml:space="preserve"> </w:t>
-      </w:r>
-      <w:r>
-        <w:t xml:space="preserve">“Asignar Grupo”</w:t>
-      </w:r>
-      <w:r>
-        <w:t xml:space="preserve">. El sistema comprueba que queden cupos en</w:t>
-      </w:r>
-      <w:r>
-        <w:t xml:space="preserve"> </w:t>
-      </w:r>
-      <w:r>
-        <w:t xml:space="preserve">“Primero A”</w:t>
-      </w:r>
-      <w:r>
-        <w:t xml:space="preserve">, asocia el grupo a la matrícula, y promueve el estado de la solicitud a</w:t>
-      </w:r>
-      <w:r>
-        <w:t xml:space="preserve"> </w:t>
-      </w:r>
-      <w:r>
-        <w:rPr>
-          <w:rStyle w:val="VerbatimChar"/>
-        </w:rPr>
-        <w:t xml:space="preserve">'APROBADA'</w:t>
+        <w:t xml:space="preserve">Asignación de Aula:</w:t>
+      </w:r>
+      <w:r>
+        <w:t xml:space="preserve"> </w:t>
+      </w:r>
+      <w:r>
+        <w:t xml:space="preserve">El directivo selecciona el salón definitivo con base en los cupos en tiempo real y presiona</w:t>
+      </w:r>
+      <w:r>
+        <w:t xml:space="preserve"> </w:t>
+      </w:r>
+      <w:r>
+        <w:t xml:space="preserve">“Asignar Salón”</w:t>
       </w:r>
       <w:r>
         <w:t xml:space="preserve">.</w:t>
@@ -415,260 +561,67 @@
           <w:b/>
           <w:bCs/>
         </w:rPr>
-        <w:t xml:space="preserve">Oficialización:</w:t>
-      </w:r>
-      <w:r>
-        <w:t xml:space="preserve"> </w:t>
-      </w:r>
-      <w:r>
-        <w:t xml:space="preserve">El directivo presiona el botón</w:t>
-      </w:r>
-      <w:r>
-        <w:t xml:space="preserve"> </w:t>
-      </w:r>
-      <w:r>
-        <w:t xml:space="preserve">“Finalizar Matrícula”</w:t>
-      </w:r>
-      <w:r>
-        <w:t xml:space="preserve"> </w:t>
-      </w:r>
-      <w:r>
-        <w:t xml:space="preserve">en el panel. El sistema cambia el estado a</w:t>
-      </w:r>
-      <w:r>
-        <w:t xml:space="preserve"> </w:t>
-      </w:r>
-      <w:r>
-        <w:rPr>
-          <w:rStyle w:val="VerbatimChar"/>
-        </w:rPr>
-        <w:t xml:space="preserve">'ACTIVA'</w:t>
-      </w:r>
-      <w:r>
-        <w:t xml:space="preserve">, inserta automáticamente la ficha de</w:t>
-      </w:r>
-      <w:r>
-        <w:t xml:space="preserve"> </w:t>
-      </w:r>
-      <w:r>
-        <w:rPr>
-          <w:rStyle w:val="VerbatimChar"/>
-        </w:rPr>
-        <w:t xml:space="preserve">estudiante</w:t>
-      </w:r>
-      <w:r>
-        <w:t xml:space="preserve"> </w:t>
-      </w:r>
-      <w:r>
-        <w:t xml:space="preserve">activa con su código institucional único, y le crea una cuenta de ingreso en</w:t>
-      </w:r>
-      <w:r>
-        <w:t xml:space="preserve"> </w:t>
-      </w:r>
-      <w:r>
-        <w:rPr>
-          <w:rStyle w:val="VerbatimChar"/>
-        </w:rPr>
-        <w:t xml:space="preserve">usuario</w:t>
-      </w:r>
-      <w:r>
-        <w:t xml:space="preserve"> </w:t>
-      </w:r>
-      <w:r>
-        <w:t xml:space="preserve">con rol</w:t>
-      </w:r>
-      <w:r>
-        <w:t xml:space="preserve"> </w:t>
-      </w:r>
-      <w:r>
-        <w:rPr>
-          <w:rStyle w:val="VerbatimChar"/>
-        </w:rPr>
-        <w:t xml:space="preserve">estudiante</w:t>
-      </w:r>
-      <w:r>
-        <w:t xml:space="preserve"> </w:t>
-      </w:r>
-      <w:r>
-        <w:t xml:space="preserve">y estado</w:t>
-      </w:r>
-      <w:r>
-        <w:t xml:space="preserve"> </w:t>
-      </w:r>
-      <w:r>
-        <w:rPr>
-          <w:rStyle w:val="VerbatimChar"/>
-        </w:rPr>
-        <w:t xml:space="preserve">ACTIVO</w:t>
-      </w:r>
-      <w:r>
-        <w:t xml:space="preserve">.</w:t>
-      </w:r>
-    </w:p>
-    <w:bookmarkEnd w:id="14"/>
-    <w:bookmarkStart w:id="15" w:name="flujos-alternativos-excepciones"/>
-    <w:p>
-      <w:pPr>
-        <w:pStyle w:val="Heading3"/>
-      </w:pPr>
-      <w:r>
-        <w:t xml:space="preserve">Flujos Alternativos / Excepciones</w:t>
-      </w:r>
-    </w:p>
-    <w:p>
-      <w:pPr>
-        <w:pStyle w:val="Compact"/>
-        <w:numPr>
-          <w:ilvl w:val="0"/>
-          <w:numId w:val="1004"/>
-        </w:numPr>
-      </w:pPr>
-      <w:r>
-        <w:rPr>
-          <w:b/>
-          <w:bCs/>
-        </w:rPr>
-        <w:t xml:space="preserve">Excepción 4a (Documento con Inconsistencia):</w:t>
-      </w:r>
-      <w:r>
-        <w:t xml:space="preserve"> </w:t>
-      </w:r>
-      <w:r>
-        <w:t xml:space="preserve">Si un documento es borroso o incorrecto, el directivo presiona</w:t>
-      </w:r>
-      <w:r>
-        <w:t xml:space="preserve"> </w:t>
-      </w:r>
-      <w:r>
-        <w:t xml:space="preserve">“Rechazar”</w:t>
-      </w:r>
-      <w:r>
-        <w:t xml:space="preserve"> </w:t>
-      </w:r>
-      <w:r>
-        <w:t xml:space="preserve">y digita el motivo. El sistema cambia el estado del documento a</w:t>
-      </w:r>
-      <w:r>
-        <w:t xml:space="preserve"> </w:t>
-      </w:r>
-      <w:r>
-        <w:rPr>
-          <w:rStyle w:val="VerbatimChar"/>
-        </w:rPr>
-        <w:t xml:space="preserve">'RECHAZADO'</w:t>
-      </w:r>
-      <w:r>
-        <w:t xml:space="preserve"> </w:t>
-      </w:r>
-      <w:r>
-        <w:t xml:space="preserve">y el de la matrícula completa a</w:t>
-      </w:r>
-      <w:r>
-        <w:t xml:space="preserve"> </w:t>
-      </w:r>
-      <w:r>
-        <w:rPr>
-          <w:rStyle w:val="VerbatimChar"/>
-        </w:rPr>
-        <w:t xml:space="preserve">'CORRECCION'</w:t>
-      </w:r>
-      <w:r>
-        <w:t xml:space="preserve">. El padre de familia, al consultar su token, visualiza los campos rechazados, sube los archivos corregidos y presiona</w:t>
-      </w:r>
-      <w:r>
-        <w:t xml:space="preserve"> </w:t>
-      </w:r>
-      <w:r>
-        <w:t xml:space="preserve">“Enviar Corrección”</w:t>
-      </w:r>
-      <w:r>
-        <w:t xml:space="preserve">, devolviendo la matrícula a estado</w:t>
-      </w:r>
-      <w:r>
-        <w:t xml:space="preserve"> </w:t>
-      </w:r>
-      <w:r>
-        <w:rPr>
-          <w:rStyle w:val="VerbatimChar"/>
-        </w:rPr>
-        <w:t xml:space="preserve">'PENDIENTE'</w:t>
-      </w:r>
-      <w:r>
-        <w:t xml:space="preserve"> </w:t>
-      </w:r>
-      <w:r>
-        <w:t xml:space="preserve">para una nueva validación directiva.</w:t>
-      </w:r>
-    </w:p>
-    <w:p>
-      <w:pPr>
-        <w:pStyle w:val="Compact"/>
-        <w:numPr>
-          <w:ilvl w:val="0"/>
-          <w:numId w:val="1004"/>
-        </w:numPr>
-      </w:pPr>
-      <w:r>
-        <w:rPr>
-          <w:b/>
-          <w:bCs/>
-        </w:rPr>
-        <w:t xml:space="preserve">Excepción 5a (Grupo Sin Cupos):</w:t>
-      </w:r>
-      <w:r>
-        <w:t xml:space="preserve"> </w:t>
-      </w:r>
-      <w:r>
-        <w:t xml:space="preserve">Si el grupo de clase seleccionado ya completó su límite máximo de cupos en base a los alumnos activos matriculados, la acción de asignación del directivo se bloquea y el sistema muestra un mensaje de error indicando que debe liberar cupos o seleccionar un grupo paralelo alternativo.</w:t>
-      </w:r>
-    </w:p>
-    <w:bookmarkEnd w:id="15"/>
-    <w:bookmarkStart w:id="16" w:name="postcondiciones"/>
-    <w:p>
-      <w:pPr>
-        <w:pStyle w:val="Heading3"/>
-      </w:pPr>
-      <w:r>
-        <w:t xml:space="preserve">Postcondiciones</w:t>
-      </w:r>
-    </w:p>
-    <w:p>
-      <w:pPr>
-        <w:pStyle w:val="Compact"/>
-        <w:numPr>
-          <w:ilvl w:val="0"/>
-          <w:numId w:val="1005"/>
-        </w:numPr>
-      </w:pPr>
-      <w:r>
-        <w:t xml:space="preserve">El estudiante es dado de alta de manera oficial en la institución y cuenta con credenciales activas para el ingreso a su portal personal.</w:t>
-      </w:r>
-    </w:p>
-    <w:p>
-      <w:pPr>
-        <w:pStyle w:val="Compact"/>
-        <w:numPr>
-          <w:ilvl w:val="0"/>
-          <w:numId w:val="1005"/>
-        </w:numPr>
-      </w:pPr>
-      <w:r>
-        <w:t xml:space="preserve">La matrícula queda registrada como</w:t>
-      </w:r>
-      <w:r>
-        <w:t xml:space="preserve"> </w:t>
-      </w:r>
-      <w:r>
-        <w:rPr>
-          <w:rStyle w:val="VerbatimChar"/>
-        </w:rPr>
-        <w:t xml:space="preserve">'ACTIVA'</w:t>
-      </w:r>
-      <w:r>
-        <w:t xml:space="preserve"> </w:t>
-      </w:r>
-      <w:r>
-        <w:t xml:space="preserve">y vinculada permanentemente para el año lectivo en curso.</w:t>
+        <w:t xml:space="preserve">Formalización Final:</w:t>
+      </w:r>
+      <w:r>
+        <w:t xml:space="preserve"> </w:t>
+      </w:r>
+      <w:r>
+        <w:t xml:space="preserve">En</w:t>
+      </w:r>
+      <w:r>
+        <w:t xml:space="preserve"> </w:t>
+      </w:r>
+      <w:r>
+        <w:rPr>
+          <w:rStyle w:val="VerbatimChar"/>
+        </w:rPr>
+        <w:t xml:space="preserve">FinalRegistration.vue</w:t>
+      </w:r>
+      <w:r>
+        <w:t xml:space="preserve">, el directivo valida la información personal del estudiante y acudiente (con autocompletado y detección de rol docente si aplica) y presiona</w:t>
+      </w:r>
+      <w:r>
+        <w:t xml:space="preserve"> </w:t>
+      </w:r>
+      <w:r>
+        <w:t xml:space="preserve">“Finalizar Registro”</w:t>
+      </w:r>
+      <w:r>
+        <w:t xml:space="preserve">. El backend ejecuta la transacción atómica con bloqueo</w:t>
+      </w:r>
+      <w:r>
+        <w:t xml:space="preserve"> </w:t>
+      </w:r>
+      <w:r>
+        <w:rPr>
+          <w:rStyle w:val="VerbatimChar"/>
+        </w:rPr>
+        <w:t xml:space="preserve">FOR UPDATE</w:t>
+      </w:r>
+      <w:r>
+        <w:t xml:space="preserve">, crea al estudiante con código institucional, crea la cuenta del padre en</w:t>
+      </w:r>
+      <w:r>
+        <w:t xml:space="preserve"> </w:t>
+      </w:r>
+      <w:r>
+        <w:rPr>
+          <w:rStyle w:val="VerbatimChar"/>
+        </w:rPr>
+        <w:t xml:space="preserve">usuario_colegio</w:t>
+      </w:r>
+      <w:r>
+        <w:t xml:space="preserve">, activa la matrícula (</w:t>
+      </w:r>
+      <w:r>
+        <w:rPr>
+          <w:rStyle w:val="VerbatimChar"/>
+        </w:rPr>
+        <w:t xml:space="preserve">ACTIVA</w:t>
+      </w:r>
+      <w:r>
+        <w:t xml:space="preserve">) y despacha las credenciales por correo electrónico.</w:t>
       </w:r>
     </w:p>
     <w:p>
@@ -678,18 +631,18 @@
         </w:pict>
       </w:r>
     </w:p>
+    <w:bookmarkEnd w:id="15"/>
     <w:bookmarkEnd w:id="16"/>
-    <w:bookmarkEnd w:id="17"/>
-    <w:bookmarkStart w:id="26" w:name="X5a1dc9ff975cff0c402430ad460c8dab23da9f8"/>
+    <w:bookmarkStart w:id="23" w:name="X8fd2444a0dc7c277935009664933c47e6af2ccd"/>
     <w:p>
       <w:pPr>
         <w:pStyle w:val="Heading2"/>
       </w:pPr>
       <w:r>
-        <w:t xml:space="preserve">Caso de Uso 2: Proceso de Reingreso de Estudiante Retirado y Renovación Documental</w:t>
-      </w:r>
-    </w:p>
-    <w:bookmarkStart w:id="18" w:name="actores-1"/>
+        <w:t xml:space="preserve">Caso de Uso 2: Proceso de Reingreso de Estudiante Retirado</w:t>
+      </w:r>
+    </w:p>
+    <w:bookmarkStart w:id="17" w:name="actores-1"/>
     <w:p>
       <w:pPr>
         <w:pStyle w:val="Heading3"/>
@@ -703,7 +656,7 @@
         <w:pStyle w:val="Compact"/>
         <w:numPr>
           <w:ilvl w:val="0"/>
-          <w:numId w:val="1006"/>
+          <w:numId w:val="1004"/>
         </w:numPr>
       </w:pPr>
       <w:r>
@@ -725,7 +678,7 @@
         <w:pStyle w:val="Compact"/>
         <w:numPr>
           <w:ilvl w:val="0"/>
-          <w:numId w:val="1006"/>
+          <w:numId w:val="1004"/>
         </w:numPr>
       </w:pPr>
       <w:r>
@@ -736,63 +689,93 @@
         <w:t xml:space="preserve">Padre de Familia / Acudiente</w:t>
       </w:r>
     </w:p>
+    <w:bookmarkEnd w:id="17"/>
+    <w:bookmarkStart w:id="18" w:name="precondiciones-1"/>
+    <w:p>
+      <w:pPr>
+        <w:pStyle w:val="Heading3"/>
+      </w:pPr>
+      <w:r>
+        <w:t xml:space="preserve">Precondiciones</w:t>
+      </w:r>
+    </w:p>
+    <w:p>
+      <w:pPr>
+        <w:pStyle w:val="Compact"/>
+        <w:numPr>
+          <w:ilvl w:val="0"/>
+          <w:numId w:val="1005"/>
+        </w:numPr>
+      </w:pPr>
+      <w:r>
+        <w:t xml:space="preserve">El estudiante se encuentra en estado</w:t>
+      </w:r>
+      <w:r>
+        <w:t xml:space="preserve"> </w:t>
+      </w:r>
+      <w:r>
+        <w:rPr>
+          <w:rStyle w:val="VerbatimChar"/>
+        </w:rPr>
+        <w:t xml:space="preserve">RETIRADO</w:t>
+      </w:r>
+      <w:r>
+        <w:t xml:space="preserve"> </w:t>
+      </w:r>
+      <w:r>
+        <w:t xml:space="preserve">en el sistema (alumnos</w:t>
+      </w:r>
+      <w:r>
+        <w:t xml:space="preserve"> </w:t>
+      </w:r>
+      <w:r>
+        <w:rPr>
+          <w:rStyle w:val="VerbatimChar"/>
+        </w:rPr>
+        <w:t xml:space="preserve">EXPULSADO</w:t>
+      </w:r>
+      <w:r>
+        <w:t xml:space="preserve"> </w:t>
+      </w:r>
+      <w:r>
+        <w:t xml:space="preserve">o</w:t>
+      </w:r>
+      <w:r>
+        <w:t xml:space="preserve"> </w:t>
+      </w:r>
+      <w:r>
+        <w:rPr>
+          <w:rStyle w:val="VerbatimChar"/>
+        </w:rPr>
+        <w:t xml:space="preserve">GRADUADO</w:t>
+      </w:r>
+      <w:r>
+        <w:t xml:space="preserve"> </w:t>
+      </w:r>
+      <w:r>
+        <w:t xml:space="preserve">están bloqueados).</w:t>
+      </w:r>
+    </w:p>
+    <w:p>
+      <w:pPr>
+        <w:pStyle w:val="Compact"/>
+        <w:numPr>
+          <w:ilvl w:val="0"/>
+          <w:numId w:val="1005"/>
+        </w:numPr>
+      </w:pPr>
+      <w:r>
+        <w:t xml:space="preserve">Existe un Año Lectivo activo habilitado con grupos y cupos creados.</w:t>
+      </w:r>
+    </w:p>
     <w:bookmarkEnd w:id="18"/>
-    <w:bookmarkStart w:id="19" w:name="precondiciones-1"/>
+    <w:bookmarkStart w:id="22" w:name="diagrama-de-secuencia-1"/>
     <w:p>
       <w:pPr>
         <w:pStyle w:val="Heading3"/>
       </w:pPr>
       <w:r>
-        <w:t xml:space="preserve">Precondiciones</w:t>
-      </w:r>
-    </w:p>
-    <w:p>
-      <w:pPr>
-        <w:pStyle w:val="Compact"/>
-        <w:numPr>
-          <w:ilvl w:val="0"/>
-          <w:numId w:val="1007"/>
-        </w:numPr>
-      </w:pPr>
-      <w:r>
-        <w:t xml:space="preserve">El estudiante se encuentra en estado</w:t>
-      </w:r>
-      <w:r>
-        <w:t xml:space="preserve"> </w:t>
-      </w:r>
-      <w:r>
-        <w:rPr>
-          <w:rStyle w:val="VerbatimChar"/>
-        </w:rPr>
-        <w:t xml:space="preserve">RETIRADO</w:t>
-      </w:r>
-      <w:r>
-        <w:t xml:space="preserve"> </w:t>
-      </w:r>
-      <w:r>
-        <w:t xml:space="preserve">en el sistema.</w:t>
-      </w:r>
-    </w:p>
-    <w:p>
-      <w:pPr>
-        <w:pStyle w:val="Compact"/>
-        <w:numPr>
-          <w:ilvl w:val="0"/>
-          <w:numId w:val="1007"/>
-        </w:numPr>
-      </w:pPr>
-      <w:r>
-        <w:t xml:space="preserve">Existe un Año Lectivo activo habilitado con grupos y cupos creados.</w:t>
-      </w:r>
-    </w:p>
-    <w:bookmarkEnd w:id="19"/>
-    <w:bookmarkStart w:id="23" w:name="flujo-principal-paso-a-paso-1"/>
-    <w:p>
-      <w:pPr>
-        <w:pStyle w:val="Heading3"/>
-      </w:pPr>
-      <w:r>
-        <w:t xml:space="preserve">Flujo Principal (Paso a Paso)</w:t>
+        <w:t xml:space="preserve">Diagrama de Secuencia</w:t>
       </w:r>
     </w:p>
     <w:p>
@@ -802,20 +785,20 @@
       <w:r>
         <w:drawing>
           <wp:inline>
-            <wp:extent cx="5334000" cy="6209109"/>
+            <wp:extent cx="5334000" cy="5153644"/>
             <wp:effectExtent b="0" l="0" r="0" t="0"/>
-            <wp:docPr descr="Diagrama" title="" id="21" name="Picture"/>
+            <wp:docPr descr="Diagrama" title="" id="20" name="Picture"/>
             <a:graphic>
               <a:graphicData uri="http://schemas.openxmlformats.org/drawingml/2006/picture">
                 <pic:pic>
                   <pic:nvPicPr>
-                    <pic:cNvPr descr="C:/Users/alejo/Downloads/segundoProyecto/scripts/.mermaid_cache/b5ac6609fb025636a9e255b664798d57a05e5bd01ee34ad4c5de5e307ae6ddf4.png" id="22" name="Picture"/>
+                    <pic:cNvPr descr="C:/Users/alejo/Downloads/segundoProyecto/scripts/.mermaid_cache/7336030780c84f608345184cc0be89c9784ae0a1e43d1c217703eaf72bbeebe0.png" id="21" name="Picture"/>
                     <pic:cNvPicPr>
                       <a:picLocks noChangeArrowheads="1" noChangeAspect="1"/>
                     </pic:cNvPicPr>
                   </pic:nvPicPr>
                   <pic:blipFill>
-                    <a:blip r:embed="rId20"/>
+                    <a:blip r:embed="rId19"/>
                     <a:stretch>
                       <a:fillRect/>
                     </a:stretch>
@@ -823,7 +806,7 @@
                   <pic:spPr bwMode="auto">
                     <a:xfrm>
                       <a:off x="0" y="0"/>
-                      <a:ext cx="5334000" cy="6209109"/>
+                      <a:ext cx="5334000" cy="5153644"/>
                     </a:xfrm>
                     <a:prstGeom prst="rect">
                       <a:avLst/>
@@ -851,6 +834,112 @@
       </w:r>
     </w:p>
     <w:p>
+      <w:r>
+        <w:pict>
+          <v:rect style="width:0;height:1.5pt" o:hralign="center" o:hrstd="t" o:hr="t"/>
+        </w:pict>
+      </w:r>
+    </w:p>
+    <w:bookmarkEnd w:id="22"/>
+    <w:bookmarkEnd w:id="23"/>
+    <w:bookmarkStart w:id="27" w:name="Xaafd4525008f22af2810a180da5ddd9a7399086"/>
+    <w:p>
+      <w:pPr>
+        <w:pStyle w:val="Heading2"/>
+      </w:pPr>
+      <w:r>
+        <w:t xml:space="preserve">Caso de Uso 3: Matrícula Extraordinaria por Mesa de Soporte</w:t>
+      </w:r>
+    </w:p>
+    <w:bookmarkStart w:id="24" w:name="actores-2"/>
+    <w:p>
+      <w:pPr>
+        <w:pStyle w:val="Heading3"/>
+      </w:pPr>
+      <w:r>
+        <w:t xml:space="preserve">Actores</w:t>
+      </w:r>
+    </w:p>
+    <w:p>
+      <w:pPr>
+        <w:pStyle w:val="Compact"/>
+        <w:numPr>
+          <w:ilvl w:val="0"/>
+          <w:numId w:val="1006"/>
+        </w:numPr>
+      </w:pPr>
+      <w:r>
+        <w:rPr>
+          <w:b/>
+          <w:bCs/>
+        </w:rPr>
+        <w:t xml:space="preserve">Padre de Familia / Solicitante</w:t>
+      </w:r>
+    </w:p>
+    <w:p>
+      <w:pPr>
+        <w:pStyle w:val="Compact"/>
+        <w:numPr>
+          <w:ilvl w:val="0"/>
+          <w:numId w:val="1006"/>
+        </w:numPr>
+      </w:pPr>
+      <w:r>
+        <w:rPr>
+          <w:b/>
+          <w:bCs/>
+        </w:rPr>
+        <w:t xml:space="preserve">Directivo Escolar</w:t>
+      </w:r>
+    </w:p>
+    <w:bookmarkEnd w:id="24"/>
+    <w:bookmarkStart w:id="25" w:name="precondiciones-2"/>
+    <w:p>
+      <w:pPr>
+        <w:pStyle w:val="Heading3"/>
+      </w:pPr>
+      <w:r>
+        <w:t xml:space="preserve">Precondiciones</w:t>
+      </w:r>
+    </w:p>
+    <w:p>
+      <w:pPr>
+        <w:pStyle w:val="Compact"/>
+        <w:numPr>
+          <w:ilvl w:val="0"/>
+          <w:numId w:val="1007"/>
+        </w:numPr>
+      </w:pPr>
+      <w:r>
+        <w:t xml:space="preserve">El solicitante radica un Ticket de Soporte con tipo de incidencia</w:t>
+      </w:r>
+      <w:r>
+        <w:t xml:space="preserve"> </w:t>
+      </w:r>
+      <w:r>
+        <w:rPr>
+          <w:rStyle w:val="VerbatimChar"/>
+        </w:rPr>
+        <w:t xml:space="preserve">MATRICULA_EXTRAORDINARIA</w:t>
+      </w:r>
+      <w:r>
+        <w:t xml:space="preserve"> </w:t>
+      </w:r>
+      <w:r>
+        <w:t xml:space="preserve">solicitando cupo extemporáneo.</w:t>
+      </w:r>
+    </w:p>
+    <w:bookmarkEnd w:id="25"/>
+    <w:bookmarkStart w:id="26" w:name="flujo-operativo-paso-a-paso"/>
+    <w:p>
+      <w:pPr>
+        <w:pStyle w:val="Heading3"/>
+      </w:pPr>
+      <w:r>
+        <w:t xml:space="preserve">Flujo Operativo Paso a Paso</w:t>
+      </w:r>
+    </w:p>
+    <w:p>
       <w:pPr>
         <w:pStyle w:val="Compact"/>
         <w:numPr>
@@ -863,38 +952,137 @@
           <w:b/>
           <w:bCs/>
         </w:rPr>
-        <w:t xml:space="preserve">Selección del Expediente:</w:t>
-      </w:r>
-      <w:r>
-        <w:t xml:space="preserve"> </w:t>
-      </w:r>
-      <w:r>
-        <w:t xml:space="preserve">El directivo ingresa a la vista de</w:t>
-      </w:r>
-      <w:r>
-        <w:t xml:space="preserve"> </w:t>
-      </w:r>
+        <w:t xml:space="preserve">Autorización Directiva en Soporte:</w:t>
+      </w:r>
+      <w:r>
+        <w:t xml:space="preserve"> </w:t>
+      </w:r>
+      <w:r>
+        <w:t xml:space="preserve">El directivo ingresa a</w:t>
+      </w:r>
+      <w:r>
+        <w:t xml:space="preserve"> </w:t>
+      </w:r>
+      <w:r>
+        <w:rPr>
+          <w:rStyle w:val="VerbatimChar"/>
+        </w:rPr>
+        <w:t xml:space="preserve">SupportView.vue</w:t>
+      </w:r>
+      <w:r>
+        <w:t xml:space="preserve">, abre el ticket de matrícula extraordinaria y presiona</w:t>
+      </w:r>
+      <w:r>
+        <w:t xml:space="preserve"> </w:t>
+      </w:r>
+      <w:r>
+        <w:t xml:space="preserve">“Autorizar Matrícula Extraordinaria”</w:t>
+      </w:r>
+      <w:r>
+        <w:t xml:space="preserve">.</w:t>
+      </w:r>
+    </w:p>
+    <w:p>
+      <w:pPr>
+        <w:pStyle w:val="Compact"/>
+        <w:numPr>
+          <w:ilvl w:val="0"/>
+          <w:numId w:val="1008"/>
+        </w:numPr>
+      </w:pPr>
       <w:r>
         <w:rPr>
           <w:b/>
           <w:bCs/>
         </w:rPr>
-        <w:t xml:space="preserve">Gestión de Reingresos</w:t>
-      </w:r>
-      <w:r>
-        <w:t xml:space="preserve"> </w:t>
-      </w:r>
-      <w:r>
-        <w:t xml:space="preserve">(</w:t>
-      </w:r>
-      <w:r>
-        <w:rPr>
-          <w:rStyle w:val="VerbatimChar"/>
-        </w:rPr>
-        <w:t xml:space="preserve">ReingresoManagement.vue</w:t>
-      </w:r>
-      <w:r>
-        <w:t xml:space="preserve">) y selecciona al estudiante retirado de la lista o desde un ticket de soporte de reingreso.</w:t>
+        <w:t xml:space="preserve">Pre-creación de Matrícula:</w:t>
+      </w:r>
+      <w:r>
+        <w:t xml:space="preserve"> </w:t>
+      </w:r>
+      <w:r>
+        <w:t xml:space="preserve">El directivo selecciona si es un estudiante nuevo o existente. El backend ejecuta</w:t>
+      </w:r>
+      <w:r>
+        <w:t xml:space="preserve"> </w:t>
+      </w:r>
+      <w:r>
+        <w:rPr>
+          <w:rStyle w:val="VerbatimChar"/>
+        </w:rPr>
+        <w:t xml:space="preserve">POST /api/academic-admin/matriculas/extraordinaria</w:t>
+      </w:r>
+      <w:r>
+        <w:t xml:space="preserve">, pre-creando la fila en</w:t>
+      </w:r>
+      <w:r>
+        <w:t xml:space="preserve"> </w:t>
+      </w:r>
+      <w:r>
+        <w:rPr>
+          <w:rStyle w:val="VerbatimChar"/>
+        </w:rPr>
+        <w:t xml:space="preserve">matricula</w:t>
+      </w:r>
+      <w:r>
+        <w:t xml:space="preserve"> </w:t>
+      </w:r>
+      <w:r>
+        <w:t xml:space="preserve">en estado</w:t>
+      </w:r>
+      <w:r>
+        <w:t xml:space="preserve"> </w:t>
+      </w:r>
+      <w:r>
+        <w:rPr>
+          <w:rStyle w:val="VerbatimChar"/>
+        </w:rPr>
+        <w:t xml:space="preserve">PENDIENTE</w:t>
+      </w:r>
+      <w:r>
+        <w:t xml:space="preserve"> </w:t>
+      </w:r>
+      <w:r>
+        <w:t xml:space="preserve">con</w:t>
+      </w:r>
+      <w:r>
+        <w:t xml:space="preserve"> </w:t>
+      </w:r>
+      <w:r>
+        <w:rPr>
+          <w:rStyle w:val="VerbatimChar"/>
+        </w:rPr>
+        <w:t xml:space="preserve">tipo = 'EXTRAORDINARIA'</w:t>
+      </w:r>
+      <w:r>
+        <w:t xml:space="preserve">, asociando el</w:t>
+      </w:r>
+      <w:r>
+        <w:t xml:space="preserve"> </w:t>
+      </w:r>
+      <w:r>
+        <w:rPr>
+          <w:rStyle w:val="VerbatimChar"/>
+        </w:rPr>
+        <w:t xml:space="preserve">id_ticket</w:t>
+      </w:r>
+      <w:r>
+        <w:t xml:space="preserve"> </w:t>
+      </w:r>
+      <w:r>
+        <w:t xml:space="preserve">y generando un</w:t>
+      </w:r>
+      <w:r>
+        <w:t xml:space="preserve"> </w:t>
+      </w:r>
+      <w:r>
+        <w:rPr>
+          <w:rStyle w:val="VerbatimChar"/>
+        </w:rPr>
+        <w:t xml:space="preserve">token_seguimiento</w:t>
+      </w:r>
+      <w:r>
+        <w:t xml:space="preserve">.</w:t>
       </w:r>
     </w:p>
     <w:p>
@@ -910,13 +1098,49 @@
           <w:b/>
           <w:bCs/>
         </w:rPr>
-        <w:t xml:space="preserve">Carga de Historial:</w:t>
-      </w:r>
-      <w:r>
-        <w:t xml:space="preserve"> </w:t>
-      </w:r>
-      <w:r>
-        <w:t xml:space="preserve">El sistema presenta el perfil del alumno, los datos de su acudiente registrado y su motivo de retiro.</w:t>
+        <w:t xml:space="preserve">Radicación sin Restricción de Fechas:</w:t>
+      </w:r>
+      <w:r>
+        <w:t xml:space="preserve"> </w:t>
+      </w:r>
+      <w:r>
+        <w:t xml:space="preserve">El acudiente recibe el enlace con el token (</w:t>
+      </w:r>
+      <w:r>
+        <w:rPr>
+          <w:rStyle w:val="VerbatimChar"/>
+        </w:rPr>
+        <w:t xml:space="preserve">EnrollmentView.vue?token=...</w:t>
+      </w:r>
+      <w:r>
+        <w:t xml:space="preserve">). Al detectar</w:t>
+      </w:r>
+      <w:r>
+        <w:t xml:space="preserve"> </w:t>
+      </w:r>
+      <w:r>
+        <w:rPr>
+          <w:rStyle w:val="VerbatimChar"/>
+        </w:rPr>
+        <w:t xml:space="preserve">isExtraordinaryToken = true</w:t>
+      </w:r>
+      <w:r>
+        <w:t xml:space="preserve">, el formulario omite la validación de fechas regulares de</w:t>
+      </w:r>
+      <w:r>
+        <w:t xml:space="preserve"> </w:t>
+      </w:r>
+      <w:r>
+        <w:rPr>
+          <w:rStyle w:val="VerbatimChar"/>
+        </w:rPr>
+        <w:t xml:space="preserve">configuracion_inscripcion</w:t>
+      </w:r>
+      <w:r>
+        <w:t xml:space="preserve"> </w:t>
+      </w:r>
+      <w:r>
+        <w:t xml:space="preserve">y permite adjuntar los documentos.</w:t>
       </w:r>
     </w:p>
     <w:p>
@@ -932,168 +1156,112 @@
           <w:b/>
           <w:bCs/>
         </w:rPr>
-        <w:t xml:space="preserve">Configuración de Destino:</w:t>
-      </w:r>
-      <w:r>
-        <w:t xml:space="preserve"> </w:t>
-      </w:r>
-      <w:r>
-        <w:t xml:space="preserve">El directivo especifica el Año Lectivo Activo, Nivel Escolar, Grado y Grupo/Salón de destino. El selector de salones calcula en tiempo real los cupos disponibles e impide la asignación a cursos sin espacio.</w:t>
-      </w:r>
-    </w:p>
-    <w:p>
-      <w:pPr>
-        <w:pStyle w:val="Compact"/>
-        <w:numPr>
-          <w:ilvl w:val="0"/>
-          <w:numId w:val="1008"/>
-        </w:numPr>
-      </w:pPr>
+        <w:t xml:space="preserve">Evaluación y Resolución Automática:</w:t>
+      </w:r>
+      <w:r>
+        <w:t xml:space="preserve"> </w:t>
+      </w:r>
+      <w:r>
+        <w:t xml:space="preserve">El directivo revisa los documentos en</w:t>
+      </w:r>
+      <w:r>
+        <w:t xml:space="preserve"> </w:t>
+      </w:r>
+      <w:r>
+        <w:rPr>
+          <w:rStyle w:val="VerbatimChar"/>
+        </w:rPr>
+        <w:t xml:space="preserve">EnrollmentDetails.vue</w:t>
+      </w:r>
+      <w:r>
+        <w:t xml:space="preserve"> </w:t>
+      </w:r>
+      <w:r>
+        <w:t xml:space="preserve">y formaliza en</w:t>
+      </w:r>
+      <w:r>
+        <w:t xml:space="preserve"> </w:t>
+      </w:r>
+      <w:r>
+        <w:rPr>
+          <w:rStyle w:val="VerbatimChar"/>
+        </w:rPr>
+        <w:t xml:space="preserve">FinalRegistration.vue</w:t>
+      </w:r>
+      <w:r>
+        <w:t xml:space="preserve">. Al finalizar (</w:t>
+      </w:r>
+      <w:r>
+        <w:rPr>
+          <w:rStyle w:val="VerbatimChar"/>
+        </w:rPr>
+        <w:t xml:space="preserve">finalizeEnrollment</w:t>
+      </w:r>
+      <w:r>
+        <w:t xml:space="preserve">), el backend activa la matrícula y</w:t>
+      </w:r>
+      <w:r>
+        <w:t xml:space="preserve"> </w:t>
+      </w:r>
       <w:r>
         <w:rPr>
           <w:b/>
           <w:bCs/>
         </w:rPr>
-        <w:t xml:space="preserve">Matriz Documental:</w:t>
-      </w:r>
-      <w:r>
-        <w:t xml:space="preserve"> </w:t>
-      </w:r>
-      <w:r>
-        <w:t xml:space="preserve">El directivo marca los documentos que se encuentran vigentes (</w:t>
-      </w:r>
-      <w:r>
-        <w:rPr>
-          <w:rStyle w:val="VerbatimChar"/>
-        </w:rPr>
-        <w:t xml:space="preserve">VIGENTE</w:t>
-      </w:r>
-      <w:r>
-        <w:t xml:space="preserve">) y aquellos que requieren renovación por parte del acudiente (</w:t>
-      </w:r>
-      <w:r>
-        <w:rPr>
-          <w:rStyle w:val="VerbatimChar"/>
-        </w:rPr>
-        <w:t xml:space="preserve">RENOVAR</w:t>
-      </w:r>
-      <w:r>
-        <w:t xml:space="preserve">).</w:t>
-      </w:r>
-    </w:p>
-    <w:p>
-      <w:pPr>
-        <w:pStyle w:val="Compact"/>
-        <w:numPr>
-          <w:ilvl w:val="0"/>
-          <w:numId w:val="1008"/>
-        </w:numPr>
-      </w:pPr>
+        <w:t xml:space="preserve">actualiza automáticamente el ticket de soporte asociado a estado</w:t>
+      </w:r>
       <w:r>
         <w:rPr>
           <w:b/>
           <w:bCs/>
         </w:rPr>
-        <w:t xml:space="preserve">Apertura de Reingreso y Notificación:</w:t>
-      </w:r>
-      <w:r>
-        <w:t xml:space="preserve"> </w:t>
-      </w:r>
-      <w:r>
-        <w:t xml:space="preserve">El directivo presiona</w:t>
-      </w:r>
-      <w:r>
-        <w:t xml:space="preserve"> </w:t>
-      </w:r>
-      <w:r>
-        <w:t xml:space="preserve">“Enviar Enlace de Reingreso”</w:t>
-      </w:r>
-      <w:r>
-        <w:t xml:space="preserve">. El sistema crea la matrícula en estado</w:t>
-      </w:r>
-      <w:r>
-        <w:t xml:space="preserve"> </w:t>
-      </w:r>
-      <w:r>
-        <w:rPr>
-          <w:rStyle w:val="VerbatimChar"/>
-        </w:rPr>
-        <w:t xml:space="preserve">PENDIENTE_RENOVACION</w:t>
-      </w:r>
-      <w:r>
-        <w:t xml:space="preserve"> </w:t>
-      </w:r>
-      <w:r>
-        <w:t xml:space="preserve">con tipo</w:t>
-      </w:r>
-      <w:r>
-        <w:t xml:space="preserve"> </w:t>
-      </w:r>
-      <w:r>
-        <w:rPr>
-          <w:rStyle w:val="VerbatimChar"/>
-        </w:rPr>
-        <w:t xml:space="preserve">REINGRESO</w:t>
-      </w:r>
-      <w:r>
-        <w:t xml:space="preserve">, actualiza el ticket asociado a</w:t>
-      </w:r>
-      <w:r>
-        <w:t xml:space="preserve"> </w:t>
-      </w:r>
-      <w:r>
-        <w:rPr>
-          <w:rStyle w:val="VerbatimChar"/>
-        </w:rPr>
-        <w:t xml:space="preserve">EN_PROCESO</w:t>
-      </w:r>
-      <w:r>
-        <w:t xml:space="preserve"> </w:t>
-      </w:r>
-      <w:r>
-        <w:t xml:space="preserve">de forma irreversible, y envía un correo electrónico al acudiente con las instrucciones y el token de seguimiento.</w:t>
-      </w:r>
-    </w:p>
-    <w:p>
-      <w:pPr>
-        <w:pStyle w:val="Compact"/>
-        <w:numPr>
-          <w:ilvl w:val="0"/>
-          <w:numId w:val="1008"/>
-        </w:numPr>
-      </w:pPr>
-      <w:r>
-        <w:rPr>
+        <w:t xml:space="preserve"> </w:t>
+      </w:r>
+      <w:r>
+        <w:rPr>
+          <w:rStyle w:val="VerbatimChar"/>
           <w:b/>
           <w:bCs/>
         </w:rPr>
-        <w:t xml:space="preserve">Subsanación por el Acudiente:</w:t>
-      </w:r>
-      <w:r>
-        <w:t xml:space="preserve"> </w:t>
-      </w:r>
-      <w:r>
-        <w:t xml:space="preserve">El acudiente accede mediante el token recibido por email, sube los archivos requeridos y confirma el envío. La matrícula conserva su estado</w:t>
-      </w:r>
-      <w:r>
-        <w:t xml:space="preserve"> </w:t>
-      </w:r>
-      <w:r>
-        <w:rPr>
-          <w:rStyle w:val="VerbatimChar"/>
-        </w:rPr>
-        <w:t xml:space="preserve">PENDIENTE_RENOVACION</w:t>
+        <w:t xml:space="preserve">'RESUELTO'</w:t>
       </w:r>
       <w:r>
         <w:t xml:space="preserve">.</w:t>
       </w:r>
     </w:p>
     <w:p>
+      <w:r>
+        <w:pict>
+          <v:rect style="width:0;height:1.5pt" o:hralign="center" o:hrstd="t" o:hr="t"/>
+        </w:pict>
+      </w:r>
+    </w:p>
+    <w:bookmarkEnd w:id="26"/>
+    <w:bookmarkEnd w:id="27"/>
+    <w:bookmarkStart w:id="31" w:name="X8ee74bd5399a11c4bf3608b5b1dda83d635a606"/>
+    <w:p>
+      <w:pPr>
+        <w:pStyle w:val="Heading2"/>
+      </w:pPr>
+      <w:r>
+        <w:t xml:space="preserve">Caso de Uso 4: Formalización con Detección de Múltiples Hijos / Doble Rol Docente</w:t>
+      </w:r>
+    </w:p>
+    <w:bookmarkStart w:id="28" w:name="actores-3"/>
+    <w:p>
+      <w:pPr>
+        <w:pStyle w:val="Heading3"/>
+      </w:pPr>
+      <w:r>
+        <w:t xml:space="preserve">Actores</w:t>
+      </w:r>
+    </w:p>
+    <w:p>
       <w:pPr>
         <w:pStyle w:val="Compact"/>
         <w:numPr>
           <w:ilvl w:val="0"/>
-          <w:numId w:val="1008"/>
+          <w:numId w:val="1009"/>
         </w:numPr>
       </w:pPr>
       <w:r>
@@ -1101,65 +1269,17 @@
           <w:b/>
           <w:bCs/>
         </w:rPr>
-        <w:t xml:space="preserve">Revisión y Oficialización:</w:t>
-      </w:r>
-      <w:r>
-        <w:t xml:space="preserve"> </w:t>
-      </w:r>
-      <w:r>
-        <w:t xml:space="preserve">El directivo abre la matrícula desde la consola de matrículas, valida los documentos renovados, avanza al paso 3 (</w:t>
-      </w:r>
-      <w:r>
-        <w:t xml:space="preserve">“Siguiente”</w:t>
-      </w:r>
-      <w:r>
-        <w:t xml:space="preserve">) y presiona</w:t>
-      </w:r>
-      <w:r>
-        <w:t xml:space="preserve"> </w:t>
-      </w:r>
-      <w:r>
-        <w:t xml:space="preserve">“Procesar Registro / Renovación”</w:t>
-      </w:r>
-      <w:r>
-        <w:t xml:space="preserve">. El sistema pasa la matrícula a</w:t>
-      </w:r>
-      <w:r>
-        <w:t xml:space="preserve"> </w:t>
-      </w:r>
-      <w:r>
-        <w:rPr>
-          <w:rStyle w:val="VerbatimChar"/>
-        </w:rPr>
-        <w:t xml:space="preserve">ACTIVA</w:t>
-      </w:r>
-      <w:r>
-        <w:t xml:space="preserve"> </w:t>
-      </w:r>
-      <w:r>
-        <w:t xml:space="preserve">y reactiva la ficha del estudiante a</w:t>
-      </w:r>
-      <w:r>
-        <w:t xml:space="preserve"> </w:t>
-      </w:r>
-      <w:r>
-        <w:rPr>
-          <w:rStyle w:val="VerbatimChar"/>
-        </w:rPr>
-        <w:t xml:space="preserve">ACTIVO</w:t>
-      </w:r>
-      <w:r>
-        <w:t xml:space="preserve">.</w:t>
-      </w:r>
-    </w:p>
-    <w:bookmarkEnd w:id="23"/>
-    <w:bookmarkStart w:id="24" w:name="flujos-alternativos-excepciones-1"/>
+        <w:t xml:space="preserve">Directivo Escolar</w:t>
+      </w:r>
+    </w:p>
+    <w:bookmarkEnd w:id="28"/>
+    <w:bookmarkStart w:id="29" w:name="precondiciones-3"/>
     <w:p>
       <w:pPr>
         <w:pStyle w:val="Heading3"/>
       </w:pPr>
       <w:r>
-        <w:t xml:space="preserve">Flujos Alternativos / Excepciones</w:t>
+        <w:t xml:space="preserve">Precondiciones</w:t>
       </w:r>
     </w:p>
     <w:p>
@@ -1167,7 +1287,29 @@
         <w:pStyle w:val="Compact"/>
         <w:numPr>
           <w:ilvl w:val="0"/>
-          <w:numId w:val="1009"/>
+          <w:numId w:val="1010"/>
+        </w:numPr>
+      </w:pPr>
+      <w:r>
+        <w:t xml:space="preserve">El acudiente que radicó la solicitud ya posee una cuenta en el sistema (bien sea porque tiene otros hijos matriculados previamente, o porque labora como docente/directivo en el colegio).</w:t>
+      </w:r>
+    </w:p>
+    <w:bookmarkEnd w:id="29"/>
+    <w:bookmarkStart w:id="30" w:name="flujo-operativo-paso-a-paso-1"/>
+    <w:p>
+      <w:pPr>
+        <w:pStyle w:val="Heading3"/>
+      </w:pPr>
+      <w:r>
+        <w:t xml:space="preserve">Flujo Operativo Paso a Paso</w:t>
+      </w:r>
+    </w:p>
+    <w:p>
+      <w:pPr>
+        <w:pStyle w:val="Compact"/>
+        <w:numPr>
+          <w:ilvl w:val="0"/>
+          <w:numId w:val="1011"/>
         </w:numPr>
       </w:pPr>
       <w:r>
@@ -1175,78 +1317,153 @@
           <w:b/>
           <w:bCs/>
         </w:rPr>
-        <w:t xml:space="preserve">Excepción 3a (Estudiante Inexistente o Sin Antecedentes):</w:t>
-      </w:r>
-      <w:r>
-        <w:t xml:space="preserve"> </w:t>
-      </w:r>
-      <w:r>
-        <w:t xml:space="preserve">Si el acudiente abrió un ticket de reingreso pero el alumno no figura en los registros de retirados, el directivo presiona</w:t>
-      </w:r>
-      <w:r>
-        <w:t xml:space="preserve"> </w:t>
-      </w:r>
-      <w:r>
-        <w:t xml:space="preserve">“Notificar Antecedente No Encontrado”</w:t>
-      </w:r>
-      <w:r>
-        <w:t xml:space="preserve">. El sistema envía un correo al acudiente y cierra la incidencia.</w:t>
-      </w:r>
-    </w:p>
-    <w:p>
-      <w:pPr>
-        <w:pStyle w:val="Compact"/>
-        <w:numPr>
-          <w:ilvl w:val="0"/>
-          <w:numId w:val="1009"/>
-        </w:numPr>
-      </w:pPr>
+        <w:t xml:space="preserve">Detección de Candidatos a Renovación en Paso 1 (Estudiante):</w:t>
+      </w:r>
+    </w:p>
+    <w:p>
+      <w:pPr>
+        <w:pStyle w:val="Compact"/>
+        <w:numPr>
+          <w:ilvl w:val="1"/>
+          <w:numId w:val="1012"/>
+        </w:numPr>
+      </w:pPr>
+      <w:r>
+        <w:t xml:space="preserve">Al cargar</w:t>
+      </w:r>
+      <w:r>
+        <w:t xml:space="preserve"> </w:t>
+      </w:r>
+      <w:r>
+        <w:rPr>
+          <w:rStyle w:val="VerbatimChar"/>
+        </w:rPr>
+        <w:t xml:space="preserve">FinalRegistration.vue</w:t>
+      </w:r>
+      <w:r>
+        <w:t xml:space="preserve">, el backend retorna el objeto</w:t>
+      </w:r>
+      <w:r>
+        <w:t xml:space="preserve"> </w:t>
+      </w:r>
+      <w:r>
+        <w:rPr>
+          <w:rStyle w:val="VerbatimChar"/>
+        </w:rPr>
+        <w:t xml:space="preserve">renovacion.candidates</w:t>
+      </w:r>
+      <w:r>
+        <w:t xml:space="preserve"> </w:t>
+      </w:r>
+      <w:r>
+        <w:t xml:space="preserve">con todos los hijos registrados bajo el correo del acudiente.</w:t>
+      </w:r>
+    </w:p>
+    <w:p>
+      <w:pPr>
+        <w:pStyle w:val="Compact"/>
+        <w:numPr>
+          <w:ilvl w:val="1"/>
+          <w:numId w:val="1012"/>
+        </w:numPr>
+      </w:pPr>
+      <w:r>
+        <w:t xml:space="preserve">El directivo visualiza un panel interactivo con la lista de hijos elegibles y la opción</w:t>
+      </w:r>
+      <w:r>
+        <w:t xml:space="preserve"> </w:t>
+      </w:r>
       <w:r>
         <w:rPr>
           <w:b/>
           <w:bCs/>
         </w:rPr>
-        <w:t xml:space="preserve">Excepción 5a (Ticket de Reingreso Irreversible):</w:t>
-      </w:r>
-      <w:r>
-        <w:t xml:space="preserve"> </w:t>
-      </w:r>
-      <w:r>
-        <w:t xml:space="preserve">Si el directivo intenta cambiar el estado de un ticket de reingreso a</w:t>
-      </w:r>
-      <w:r>
-        <w:t xml:space="preserve"> </w:t>
-      </w:r>
-      <w:r>
-        <w:rPr>
-          <w:rStyle w:val="VerbatimChar"/>
-        </w:rPr>
-        <w:t xml:space="preserve">EN_PROCESO</w:t>
-      </w:r>
-      <w:r>
-        <w:t xml:space="preserve">, la interfaz muestra una alerta informando que la acción notificará al padre y no se podrá revertir a</w:t>
-      </w:r>
-      <w:r>
-        <w:t xml:space="preserve"> </w:t>
-      </w:r>
-      <w:r>
-        <w:rPr>
-          <w:rStyle w:val="VerbatimChar"/>
-        </w:rPr>
-        <w:t xml:space="preserve">ABIERTO</w:t>
+        <w:t xml:space="preserve">“Registrar Nuevo Hermano”</w:t>
       </w:r>
       <w:r>
         <w:t xml:space="preserve">.</w:t>
       </w:r>
     </w:p>
-    <w:bookmarkEnd w:id="24"/>
-    <w:bookmarkStart w:id="25" w:name="postcondiciones-1"/>
-    <w:p>
-      <w:pPr>
-        <w:pStyle w:val="Heading3"/>
-      </w:pPr>
-      <w:r>
-        <w:t xml:space="preserve">Postcondiciones</w:t>
+    <w:p>
+      <w:pPr>
+        <w:pStyle w:val="Compact"/>
+        <w:numPr>
+          <w:ilvl w:val="1"/>
+          <w:numId w:val="1012"/>
+        </w:numPr>
+      </w:pPr>
+      <w:r>
+        <w:rPr>
+          <w:b/>
+          <w:bCs/>
+        </w:rPr>
+        <w:t xml:space="preserve">Bifurcación Obligatoria:</w:t>
+      </w:r>
+    </w:p>
+    <w:p>
+      <w:pPr>
+        <w:pStyle w:val="Compact"/>
+        <w:numPr>
+          <w:ilvl w:val="2"/>
+          <w:numId w:val="1013"/>
+        </w:numPr>
+      </w:pPr>
+      <w:r>
+        <w:t xml:space="preserve">Si el directivo selecciona a uno de los hijos (</w:t>
+      </w:r>
+      <w:r>
+        <w:rPr>
+          <w:rStyle w:val="VerbatimChar"/>
+        </w:rPr>
+        <w:t xml:space="preserve">selectedCandidate</w:t>
+      </w:r>
+      <w:r>
+        <w:t xml:space="preserve">), el sistema precarga sus datos y reutiliza su</w:t>
+      </w:r>
+      <w:r>
+        <w:t xml:space="preserve"> </w:t>
+      </w:r>
+      <w:r>
+        <w:rPr>
+          <w:rStyle w:val="VerbatimChar"/>
+        </w:rPr>
+        <w:t xml:space="preserve">id_estudiante</w:t>
+      </w:r>
+      <w:r>
+        <w:t xml:space="preserve">, preparándolo para renovación.</w:t>
+      </w:r>
+    </w:p>
+    <w:p>
+      <w:pPr>
+        <w:pStyle w:val="Compact"/>
+        <w:numPr>
+          <w:ilvl w:val="2"/>
+          <w:numId w:val="1013"/>
+        </w:numPr>
+      </w:pPr>
+      <w:r>
+        <w:t xml:space="preserve">Si el directivo marca</w:t>
+      </w:r>
+      <w:r>
+        <w:t xml:space="preserve"> </w:t>
+      </w:r>
+      <w:r>
+        <w:t xml:space="preserve">“Registrar Nuevo Hermano”</w:t>
+      </w:r>
+      <w:r>
+        <w:t xml:space="preserve"> </w:t>
+      </w:r>
+      <w:r>
+        <w:t xml:space="preserve">(</w:t>
+      </w:r>
+      <w:r>
+        <w:rPr>
+          <w:rStyle w:val="VerbatimChar"/>
+        </w:rPr>
+        <w:t xml:space="preserve">isNewStudent</w:t>
+      </w:r>
+      <w:r>
+        <w:t xml:space="preserve">), el sistema limpia los campos del alumno para crear un nuevo estudiante independiente.</w:t>
       </w:r>
     </w:p>
     <w:p>
@@ -1254,26 +1471,113 @@
         <w:pStyle w:val="Compact"/>
         <w:numPr>
           <w:ilvl w:val="0"/>
-          <w:numId w:val="1010"/>
-        </w:numPr>
-      </w:pPr>
-      <w:r>
-        <w:t xml:space="preserve">El alumno es reintegrado oficialmente en el nuevo grupo escolar con matrícula</w:t>
-      </w:r>
-      <w:r>
-        <w:t xml:space="preserve"> </w:t>
-      </w:r>
-      <w:r>
-        <w:rPr>
-          <w:rStyle w:val="VerbatimChar"/>
-        </w:rPr>
-        <w:t xml:space="preserve">ACTIVA</w:t>
-      </w:r>
-      <w:r>
-        <w:t xml:space="preserve"> </w:t>
-      </w:r>
-      <w:r>
-        <w:t xml:space="preserve">y expediente reactivado.</w:t>
+          <w:numId w:val="1011"/>
+        </w:numPr>
+      </w:pPr>
+      <w:r>
+        <w:rPr>
+          <w:b/>
+          <w:bCs/>
+        </w:rPr>
+        <w:t xml:space="preserve">Detección y Doble Rol en Paso 2 (Acudiente):</w:t>
+      </w:r>
+    </w:p>
+    <w:p>
+      <w:pPr>
+        <w:pStyle w:val="Compact"/>
+        <w:numPr>
+          <w:ilvl w:val="1"/>
+          <w:numId w:val="1014"/>
+        </w:numPr>
+      </w:pPr>
+      <w:r>
+        <w:t xml:space="preserve">Al ingresar o validar el documento del acudiente,</w:t>
+      </w:r>
+      <w:r>
+        <w:t xml:space="preserve"> </w:t>
+      </w:r>
+      <w:r>
+        <w:rPr>
+          <w:rStyle w:val="VerbatimChar"/>
+        </w:rPr>
+        <w:t xml:space="preserve">checkDocument</w:t>
+      </w:r>
+      <w:r>
+        <w:t xml:space="preserve"> </w:t>
+      </w:r>
+      <w:r>
+        <w:t xml:space="preserve">detecta que el usuario ya existe.</w:t>
+      </w:r>
+    </w:p>
+    <w:p>
+      <w:pPr>
+        <w:pStyle w:val="Compact"/>
+        <w:numPr>
+          <w:ilvl w:val="1"/>
+          <w:numId w:val="1014"/>
+        </w:numPr>
+      </w:pPr>
+      <w:r>
+        <w:t xml:space="preserve">Si el acudiente labora como</w:t>
+      </w:r>
+      <w:r>
+        <w:t xml:space="preserve"> </w:t>
+      </w:r>
+      <w:r>
+        <w:rPr>
+          <w:b/>
+          <w:bCs/>
+        </w:rPr>
+        <w:t xml:space="preserve">Docente o Directivo</w:t>
+      </w:r>
+      <w:r>
+        <w:t xml:space="preserve"> </w:t>
+      </w:r>
+      <w:r>
+        <w:t xml:space="preserve">(</w:t>
+      </w:r>
+      <w:r>
+        <w:rPr>
+          <w:rStyle w:val="VerbatimChar"/>
+        </w:rPr>
+        <w:t xml:space="preserve">es_docente = true</w:t>
+      </w:r>
+      <w:r>
+        <w:t xml:space="preserve">):</w:t>
+      </w:r>
+    </w:p>
+    <w:p>
+      <w:pPr>
+        <w:pStyle w:val="Compact"/>
+        <w:numPr>
+          <w:ilvl w:val="2"/>
+          <w:numId w:val="1015"/>
+        </w:numPr>
+      </w:pPr>
+      <w:r>
+        <w:t xml:space="preserve">El sistema despliega la alerta visual informativa:</w:t>
+      </w:r>
+      <w:r>
+        <w:t xml:space="preserve"> </w:t>
+      </w:r>
+      <w:r>
+        <w:rPr>
+          <w:i/>
+          <w:iCs/>
+        </w:rPr>
+        <w:t xml:space="preserve">“Atención: Este documento pertenece a personal institucional (Docente: Nombre Apellido). Se le vinculará también el rol de acudiente.”</w:t>
+      </w:r>
+    </w:p>
+    <w:p>
+      <w:pPr>
+        <w:pStyle w:val="Compact"/>
+        <w:numPr>
+          <w:ilvl w:val="2"/>
+          <w:numId w:val="1015"/>
+        </w:numPr>
+      </w:pPr>
+      <w:r>
+        <w:t xml:space="preserve">Bloquea los campos de nombres para evitar alterar su identidad oficial.</w:t>
       </w:r>
     </w:p>
     <w:p>
@@ -1281,16 +1585,134 @@
         <w:pStyle w:val="Compact"/>
         <w:numPr>
           <w:ilvl w:val="0"/>
-          <w:numId w:val="1010"/>
-        </w:numPr>
-      </w:pPr>
-      <w:r>
-        <w:t xml:space="preserve">Se conserva la trazabilidad histórica de su retiro y su reingreso.</w:t>
-      </w:r>
-    </w:p>
-    <w:bookmarkEnd w:id="25"/>
-    <w:bookmarkEnd w:id="26"/>
-    <w:bookmarkEnd w:id="27"/>
+          <w:numId w:val="1011"/>
+        </w:numPr>
+      </w:pPr>
+      <w:r>
+        <w:rPr>
+          <w:b/>
+          <w:bCs/>
+        </w:rPr>
+        <w:t xml:space="preserve">Ejecución Transaccional Segura:</w:t>
+      </w:r>
+    </w:p>
+    <w:p>
+      <w:pPr>
+        <w:pStyle w:val="Compact"/>
+        <w:numPr>
+          <w:ilvl w:val="1"/>
+          <w:numId w:val="1016"/>
+        </w:numPr>
+      </w:pPr>
+      <w:r>
+        <w:t xml:space="preserve">Al presionar</w:t>
+      </w:r>
+      <w:r>
+        <w:t xml:space="preserve"> </w:t>
+      </w:r>
+      <w:r>
+        <w:t xml:space="preserve">“Finalizar Registro”</w:t>
+      </w:r>
+      <w:r>
+        <w:t xml:space="preserve">,</w:t>
+      </w:r>
+      <w:r>
+        <w:t xml:space="preserve"> </w:t>
+      </w:r>
+      <w:r>
+        <w:rPr>
+          <w:rStyle w:val="VerbatimChar"/>
+        </w:rPr>
+        <w:t xml:space="preserve">finalizeEnrollment</w:t>
+      </w:r>
+      <w:r>
+        <w:t xml:space="preserve"> </w:t>
+      </w:r>
+      <w:r>
+        <w:t xml:space="preserve">no crea un nuevo usuario para el padre: vincula el rol</w:t>
+      </w:r>
+      <w:r>
+        <w:t xml:space="preserve"> </w:t>
+      </w:r>
+      <w:r>
+        <w:rPr>
+          <w:rStyle w:val="VerbatimChar"/>
+        </w:rPr>
+        <w:t xml:space="preserve">padre</w:t>
+      </w:r>
+      <w:r>
+        <w:t xml:space="preserve"> </w:t>
+      </w:r>
+      <w:r>
+        <w:t xml:space="preserve">en</w:t>
+      </w:r>
+      <w:r>
+        <w:t xml:space="preserve"> </w:t>
+      </w:r>
+      <w:r>
+        <w:rPr>
+          <w:rStyle w:val="VerbatimChar"/>
+        </w:rPr>
+        <w:t xml:space="preserve">usuario_rol</w:t>
+      </w:r>
+      <w:r>
+        <w:t xml:space="preserve">, crea la relación institucional en</w:t>
+      </w:r>
+      <w:r>
+        <w:t xml:space="preserve"> </w:t>
+      </w:r>
+      <w:r>
+        <w:rPr>
+          <w:rStyle w:val="VerbatimChar"/>
+        </w:rPr>
+        <w:t xml:space="preserve">usuario_colegio</w:t>
+      </w:r>
+      <w:r>
+        <w:t xml:space="preserve"> </w:t>
+      </w:r>
+      <w:r>
+        <w:t xml:space="preserve">(</w:t>
+      </w:r>
+      <w:r>
+        <w:rPr>
+          <w:rStyle w:val="VerbatimChar"/>
+        </w:rPr>
+        <w:t xml:space="preserve">estado = 'ACTIVO'</w:t>
+      </w:r>
+      <w:r>
+        <w:t xml:space="preserve">), y conserva intactas sus asignaciones y permisos docentes.</w:t>
+      </w:r>
+    </w:p>
+    <w:p>
+      <w:pPr>
+        <w:pStyle w:val="Compact"/>
+        <w:numPr>
+          <w:ilvl w:val="1"/>
+          <w:numId w:val="1016"/>
+        </w:numPr>
+      </w:pPr>
+      <w:r>
+        <w:t xml:space="preserve">Inserta la relación en</w:t>
+      </w:r>
+      <w:r>
+        <w:t xml:space="preserve"> </w:t>
+      </w:r>
+      <w:r>
+        <w:rPr>
+          <w:rStyle w:val="VerbatimChar"/>
+        </w:rPr>
+        <w:t xml:space="preserve">detalle_padrefamilia</w:t>
+      </w:r>
+      <w:r>
+        <w:t xml:space="preserve"> </w:t>
+      </w:r>
+      <w:r>
+        <w:t xml:space="preserve">vinculando al nuevo hijo con el padre existente.</w:t>
+      </w:r>
+    </w:p>
+    <w:bookmarkEnd w:id="30"/>
+    <w:bookmarkEnd w:id="31"/>
+    <w:bookmarkEnd w:id="32"/>
     <w:sectPr>
       <w:footnotePr>
         <w:numRestart w:val="eachSect"/>
@@ -1674,6 +2096,51 @@
     <w:abstractNumId w:val="991"/>
   </w:num>
   <w:num w:numId="1010">
+    <w:abstractNumId w:val="991"/>
+  </w:num>
+  <w:num w:numId="1011">
+    <w:abstractNumId w:val="99411"/>
+    <w:lvlOverride w:ilvl="0">
+      <w:startOverride w:val="1"/>
+    </w:lvlOverride>
+    <w:lvlOverride w:ilvl="1">
+      <w:startOverride w:val="1"/>
+    </w:lvlOverride>
+    <w:lvlOverride w:ilvl="2">
+      <w:startOverride w:val="1"/>
+    </w:lvlOverride>
+    <w:lvlOverride w:ilvl="3">
+      <w:startOverride w:val="1"/>
+    </w:lvlOverride>
+    <w:lvlOverride w:ilvl="4">
+      <w:startOverride w:val="1"/>
+    </w:lvlOverride>
+    <w:lvlOverride w:ilvl="5">
+      <w:startOverride w:val="1"/>
+    </w:lvlOverride>
+    <w:lvlOverride w:ilvl="6">
+      <w:startOverride w:val="1"/>
+    </w:lvlOverride>
+    <w:lvlOverride w:ilvl="7">
+      <w:startOverride w:val="1"/>
+    </w:lvlOverride>
+    <w:lvlOverride w:ilvl="8">
+      <w:startOverride w:val="1"/>
+    </w:lvlOverride>
+  </w:num>
+  <w:num w:numId="1012">
+    <w:abstractNumId w:val="991"/>
+  </w:num>
+  <w:num w:numId="1013">
+    <w:abstractNumId w:val="991"/>
+  </w:num>
+  <w:num w:numId="1014">
+    <w:abstractNumId w:val="991"/>
+  </w:num>
+  <w:num w:numId="1015">
+    <w:abstractNumId w:val="991"/>
+  </w:num>
+  <w:num w:numId="1016">
     <w:abstractNumId w:val="991"/>
   </w:num>
 </w:numbering>
